--- a/售后前置SOP-业务员操作指南.docx
+++ b/售后前置SOP-业务员操作指南.docx
@@ -152,7 +152,7 @@
           <w:color w:val="333333"/>
           <w:sz w:val="21"/>
         </w:rPr>
-        <w:t>2. 登记后 3 个工作日内,WhatsApp 主动联系客户,介绍免费前置培训;</w:t>
+        <w:t>2. 登记后 3 个工作日内,WhatsApp 主动联系客户,介绍免费前置培训、拿到客户同意;</w:t>
       </w:r>
     </w:p>
     <w:p>
@@ -197,7 +197,22 @@
           <w:color w:val="333333"/>
           <w:sz w:val="21"/>
         </w:rPr>
-        <w:t>5. 配合售后催时间、发提醒,直到培训做完。</w:t>
+        <w:t>5. 培训后 7 天、装机后 30 天各回访一次,确认客户没问题、任务闭环。</w:t>
+      </w:r>
+    </w:p>
+    <w:p>
+      <w:pPr>
+        <w:spacing w:after="40"/>
+      </w:pPr>
+      <w:r>
+        <w:rPr>
+          <w:rFonts w:ascii="Microsoft YaHei" w:hAnsi="Microsoft YaHei" w:eastAsia="微软雅黑"/>
+          <w:b w:val="0"/>
+          <w:i w:val="0"/>
+          <w:color w:val="1D6B47"/>
+          <w:sz w:val="20"/>
+        </w:rPr>
+        <w:t>有一件事不用你管:和客户约培训的具体时间、以及培训本身,都由售后直接在群里跟客户沟通完成。</w:t>
       </w:r>
     </w:p>
     <w:p>
@@ -215,7 +230,7 @@
       <w:r>
         <w:drawing>
           <wp:inline xmlns:a="http://schemas.openxmlformats.org/drawingml/2006/main" xmlns:pic="http://schemas.openxmlformats.org/drawingml/2006/picture">
-            <wp:extent cx="5394960" cy="7376704"/>
+            <wp:extent cx="5394960" cy="7324357"/>
             <wp:docPr id="1" name="Picture 1"/>
             <wp:cNvGraphicFramePr>
               <a:graphicFrameLocks noChangeAspect="1"/>
@@ -236,7 +251,7 @@
                   <pic:spPr>
                     <a:xfrm>
                       <a:off x="0" y="0"/>
-                      <a:ext cx="5394960" cy="7376704"/>
+                      <a:ext cx="5394960" cy="7324357"/>
                     </a:xfrm>
                     <a:prstGeom prst="rect"/>
                   </pic:spPr>
@@ -1030,7 +1045,22 @@
           <w:color w:val="333333"/>
           <w:sz w:val="21"/>
         </w:rPr>
-        <w:t>③ 请客户告诉你:谁来参加培训(尤其是实际操作的人)+ 什么时间方便。</w:t>
+        <w:t>③ 请客户告诉你:谁来参加培训(尤其是实际操作的人)。</w:t>
+      </w:r>
+    </w:p>
+    <w:p>
+      <w:pPr>
+        <w:spacing w:after="120"/>
+      </w:pPr>
+      <w:r>
+        <w:rPr>
+          <w:rFonts w:ascii="Microsoft YaHei" w:hAnsi="Microsoft YaHei" w:eastAsia="微软雅黑"/>
+          <w:b w:val="0"/>
+          <w:i w:val="0"/>
+          <w:color w:val="1D6B47"/>
+          <w:sz w:val="20"/>
+        </w:rPr>
+        <w:t>注意:这一步不用跟客户敲具体培训时间。你只要拿到「客户愿意培训 + 谁来参加」这两点就够了,培训时间由售后建群后直接和客户约。</w:t>
       </w:r>
     </w:p>
     <w:p>
@@ -1430,7 +1460,7 @@
           <w:color w:val="333333"/>
           <w:sz w:val="21"/>
         </w:rPr>
-        <w:t>□ 用话术 A2 正式介绍售后工程师,明确「培训和技术问题从现在起由他/她负责」;</w:t>
+        <w:t>□ 用话术 A2 正式介绍售后工程师,明确「培训时间、培训内容、技术问题从现在起都由他/她直接跟你对接」;</w:t>
       </w:r>
     </w:p>
     <w:p>
@@ -1445,7 +1475,22 @@
           <w:color w:val="333333"/>
           <w:sz w:val="21"/>
         </w:rPr>
-        <w:t>□ 之后排期以售后为主,你负责催客户回复、传话即可 —— 不需要你转述任何技术内容。</w:t>
+        <w:t>□ 介绍完你就把接力棒交给售后了:约时间、备料、开 Zoom 培训、发培训纪要,这些售后会直接在群里跟客户完成,不用你居中传话。</w:t>
+      </w:r>
+    </w:p>
+    <w:p>
+      <w:pPr>
+        <w:spacing w:after="80"/>
+      </w:pPr>
+      <w:r>
+        <w:rPr>
+          <w:rFonts w:ascii="Microsoft YaHei" w:hAnsi="Microsoft YaHei" w:eastAsia="微软雅黑"/>
+          <w:b w:val="0"/>
+          <w:i w:val="0"/>
+          <w:color w:val="333333"/>
+          <w:sz w:val="21"/>
+        </w:rPr>
+        <w:t>□ 你留在群里,继续做物流同步(第 4 步)和培训后的回访(第 5 步)。</w:t>
       </w:r>
     </w:p>
     <w:p>
@@ -1491,7 +1536,7 @@
         <w:pStyle w:val="Heading2"/>
       </w:pPr>
       <w:r>
-        <w:t>第 5 步 · 配合培训直到闭环</w:t>
+        <w:t>第 5 步 · 回访(培训后 7 天、装机后 30 天各一次)</w:t>
       </w:r>
     </w:p>
     <w:p>
@@ -1506,7 +1551,7 @@
           <w:color w:val="333333"/>
           <w:sz w:val="21"/>
         </w:rPr>
-        <w:t>□ 售后跟客户约不上时间时,帮忙催客户确认;</w:t>
+        <w:t>培训由售后做,但回访由你来做 —— 你是客户的对接人,由你出面客户更受用,也顺便维护关系、发现商机。</w:t>
       </w:r>
     </w:p>
     <w:p>
@@ -1521,7 +1566,7 @@
           <w:color w:val="333333"/>
           <w:sz w:val="21"/>
         </w:rPr>
-        <w:t>□ 培训前一天,在群里帮忙提醒客户参加;</w:t>
+        <w:t>□ 培训后 7 天:在 WhatsApp 群里回访(话术 A4),问客户看完材料后还有没有新问题;</w:t>
       </w:r>
     </w:p>
     <w:p>
@@ -1536,7 +1581,22 @@
           <w:color w:val="333333"/>
           <w:sz w:val="21"/>
         </w:rPr>
-        <w:t>□ 重点客户(大单、复购潜力大)建议你一起参加培训,顺便了解客户的采购计划;</w:t>
+        <w:t>□ 装机后 30 天:再回访一次(话术 A5),问设备用得怎么样、操作的人有没有困难;</w:t>
+      </w:r>
+    </w:p>
+    <w:p>
+      <w:pPr>
+        <w:spacing w:after="80"/>
+      </w:pPr>
+      <w:r>
+        <w:rPr>
+          <w:rFonts w:ascii="Microsoft YaHei" w:hAnsi="Microsoft YaHei" w:eastAsia="微软雅黑"/>
+          <w:b/>
+          <w:i w:val="0"/>
+          <w:color w:val="333333"/>
+          <w:sz w:val="21"/>
+        </w:rPr>
+        <w:t>□ 回访中客户提到技术问题:直接 @售后工程师进来处理,你负责把问题说清楚、盯着有回应,不用自己解决;</w:t>
       </w:r>
     </w:p>
     <w:p>
@@ -1551,7 +1611,22 @@
           <w:color w:val="333333"/>
           <w:sz w:val="21"/>
         </w:rPr>
-        <w:t>□ 培训结束后你留在群里 —— 备件、耗材、增购的商机都会从这个群里冒出来,那是你的。</w:t>
+        <w:t>□ 两次回访都没有遗留问题 → 通知售后把任务标记为【已闭环】;</w:t>
+      </w:r>
+    </w:p>
+    <w:p>
+      <w:pPr>
+        <w:spacing w:after="80"/>
+      </w:pPr>
+      <w:r>
+        <w:rPr>
+          <w:rFonts w:ascii="Microsoft YaHei" w:hAnsi="Microsoft YaHei" w:eastAsia="微软雅黑"/>
+          <w:b w:val="0"/>
+          <w:i w:val="0"/>
+          <w:color w:val="333333"/>
+          <w:sz w:val="21"/>
+        </w:rPr>
+        <w:t>□ 之后你继续留在群里 —— 备件、耗材、增购的商机都会从这个群里冒出来,那是你的。</w:t>
       </w:r>
     </w:p>
     <w:p>
@@ -1777,7 +1852,7 @@
           <w:color w:val="1F4E8C"/>
           <w:sz w:val="21"/>
         </w:rPr>
-        <w:t>Q6:跟非洲客户约时间,时差怎么算?</w:t>
+        <w:t>Q6:回访时客户说设备有问题,我答不上来怎么办?</w:t>
       </w:r>
     </w:p>
     <w:p>
@@ -1792,7 +1867,67 @@
           <w:color w:val="333333"/>
           <w:sz w:val="21"/>
         </w:rPr>
-        <w:t>尼日利亚比北京慢 7 小时,加纳慢 8 小时,肯尼亚/埃塞/坦桑慢 5 小时,南非慢 6 小时。最佳约会窗口是北京时间 15:00–18:00,对应客户当地上午。</w:t>
+        <w:t>不用你答。直接在群里 @售后工程师,把客户的问题描述清楚(最好让客户拍个短视频),然后盯着售后有没有回应。你的职责是「把问题接住、盯到有人处理」,不是自己解决技术问题。</w:t>
+      </w:r>
+    </w:p>
+    <w:p>
+      <w:pPr>
+        <w:spacing w:after="40"/>
+      </w:pPr>
+      <w:r>
+        <w:rPr>
+          <w:rFonts w:ascii="Microsoft YaHei" w:hAnsi="Microsoft YaHei" w:eastAsia="微软雅黑"/>
+          <w:b/>
+          <w:i w:val="0"/>
+          <w:color w:val="1F4E8C"/>
+          <w:sz w:val="21"/>
+        </w:rPr>
+        <w:t>Q7:约培训时间是不是我的活?</w:t>
+      </w:r>
+    </w:p>
+    <w:p>
+      <w:pPr>
+        <w:spacing w:after="160"/>
+      </w:pPr>
+      <w:r>
+        <w:rPr>
+          <w:rFonts w:ascii="Microsoft YaHei" w:hAnsi="Microsoft YaHei" w:eastAsia="微软雅黑"/>
+          <w:b w:val="0"/>
+          <w:i w:val="0"/>
+          <w:color w:val="333333"/>
+          <w:sz w:val="21"/>
+        </w:rPr>
+        <w:t>不是。你只要在第 2 步拿到客户「愿意培训 + 谁来参加」,第 3 步把售后拉进群介绍好,约具体几点开培训、开 Zoom,都是售后直接跟客户沟通,你不用居中传话。</w:t>
+      </w:r>
+    </w:p>
+    <w:p>
+      <w:pPr>
+        <w:spacing w:after="40"/>
+      </w:pPr>
+      <w:r>
+        <w:rPr>
+          <w:rFonts w:ascii="Microsoft YaHei" w:hAnsi="Microsoft YaHei" w:eastAsia="微软雅黑"/>
+          <w:b/>
+          <w:i w:val="0"/>
+          <w:color w:val="1F4E8C"/>
+          <w:sz w:val="21"/>
+        </w:rPr>
+        <w:t>Q8:到了装机后 30 天,可客户设备还没装机怎么办?</w:t>
+      </w:r>
+    </w:p>
+    <w:p>
+      <w:pPr>
+        <w:spacing w:after="160"/>
+      </w:pPr>
+      <w:r>
+        <w:rPr>
+          <w:rFonts w:ascii="Microsoft YaHei" w:hAnsi="Microsoft YaHei" w:eastAsia="微软雅黑"/>
+          <w:b w:val="0"/>
+          <w:i w:val="0"/>
+          <w:color w:val="333333"/>
+          <w:sz w:val="21"/>
+        </w:rPr>
+        <w:t>那就把 30 天回访改成「到货/装机后再算 30 天」,并在跟进表里记下预计装机时间,别提前打卡闭环。设备没装、没真正用起来,任务就不算闭环。</w:t>
       </w:r>
     </w:p>
     <w:p>
@@ -1868,52 +2003,7 @@
                 <w:color w:val="333333"/>
                 <w:sz w:val="20"/>
               </w:rPr>
-              <w:t>Could you let me know:</w:t>
-            </w:r>
-          </w:p>
-          <w:p>
-            <w:pPr>
-              <w:spacing w:after="40"/>
-            </w:pPr>
-            <w:r>
-              <w:rPr>
-                <w:rFonts w:ascii="Microsoft YaHei" w:hAnsi="Microsoft YaHei" w:eastAsia="微软雅黑"/>
-                <w:b w:val="0"/>
-                <w:i w:val="0"/>
-                <w:color w:val="333333"/>
-                <w:sz w:val="20"/>
-              </w:rPr>
-              <w:t>1. Who will operate the equipment (doctor / technician / engineer)?</w:t>
-            </w:r>
-          </w:p>
-          <w:p>
-            <w:pPr>
-              <w:spacing w:after="40"/>
-            </w:pPr>
-            <w:r>
-              <w:rPr>
-                <w:rFonts w:ascii="Microsoft YaHei" w:hAnsi="Microsoft YaHei" w:eastAsia="微软雅黑"/>
-                <w:b w:val="0"/>
-                <w:i w:val="0"/>
-                <w:color w:val="333333"/>
-                <w:sz w:val="20"/>
-              </w:rPr>
-              <w:t>2. Your preferred time for a 1-hour Zoom session?</w:t>
-            </w:r>
-          </w:p>
-          <w:p>
-            <w:pPr>
-              <w:spacing w:after="40"/>
-            </w:pPr>
-            <w:r>
-              <w:rPr>
-                <w:rFonts w:ascii="Microsoft YaHei" w:hAnsi="Microsoft YaHei" w:eastAsia="微软雅黑"/>
-                <w:b w:val="0"/>
-                <w:i w:val="0"/>
-                <w:color w:val="333333"/>
-                <w:sz w:val="20"/>
-              </w:rPr>
-              <w:t>Our after-sales engineer [Engineer Name] will take care of everything. Looking forward to your reply!</w:t>
+              <w:t>Could you let me know who will operate the equipment (doctor / technician / engineer)? Our after-sales engineer [Engineer Name] will then contact you directly to arrange a convenient time. Looking forward to your reply!</w:t>
             </w:r>
           </w:p>
         </w:tc>
@@ -1931,7 +2021,7 @@
           <w:color w:val="666666"/>
           <w:sz w:val="19"/>
         </w:rPr>
-        <w:t>要点:强调免费、强调「到货当天就能用」,并拿到两个信息——谁参训、什么时间方便。</w:t>
+        <w:t>要点:强调免费、强调「到货当天就能用」,拿到「谁参训」即可;不用在这一步跟客户敲时间,明确告诉客户售后会直接联系他约时间。</w:t>
       </w:r>
     </w:p>
     <w:p>
@@ -1969,7 +2059,7 @@
                 <w:color w:val="333333"/>
                 <w:sz w:val="20"/>
               </w:rPr>
-              <w:t>Hi everyone, this is [Engineer Name] from MAYA MEDICAL after-sales team. He/She will be your dedicated technical contact for [product model] — training, installation guidance and any technical questions. Feel free to reach out anytime in this group.</w:t>
+              <w:t>Hi everyone, this is [Engineer Name] from MAYA MEDICAL after-sales team. He/She will be your dedicated technical contact for [product model] — arranging the training time, running the session, and helping with installation and any technical questions. [Engineer Name] will message you shortly about a convenient time. Feel free to reach out anytime in this group.</w:t>
             </w:r>
           </w:p>
         </w:tc>
@@ -1987,7 +2077,7 @@
           <w:color w:val="666666"/>
           <w:sz w:val="19"/>
         </w:rPr>
-        <w:t>要点:说清楚「专属技术对接人」,让客户以后有问题直接找售后,不再经过你转述。</w:t>
+        <w:t>要点:说清楚售后是「专属技术对接人」,连约时间都由售后直接跟客户谈,你不用再居中传话。</w:t>
       </w:r>
     </w:p>
     <w:p>
@@ -2040,7 +2130,7 @@
                 <w:color w:val="333333"/>
                 <w:sz w:val="20"/>
               </w:rPr>
-              <w:t>Hi [Name], just following up on the free training for your [product model]. It takes only 1 hour online and will save your team a lot of time later. When would suit you this week or next?</w:t>
+              <w:t>Hi [Name], just following up on the free training for your [product model]. It takes only 1 hour online and will save your team a lot of time later. Could you let me know who will operate the equipment, so we can get it arranged?</w:t>
             </w:r>
           </w:p>
           <w:p>
@@ -2070,7 +2160,7 @@
                 <w:color w:val="333333"/>
                 <w:sz w:val="20"/>
               </w:rPr>
-              <w:t>Hello [Name], this is [Sales Name] from MAYA MEDICAL. I wanted to make sure you received our training offer for your [product model] before it arrives. Please let me know a good time — we'll arrange everything.</w:t>
+              <w:t>Hello [Name], this is [Sales Name] from MAYA MEDICAL. I wanted to make sure you received our free training offer for your [product model] before it arrives. Just reply here and our engineer will take care of the rest.</w:t>
             </w:r>
           </w:p>
         </w:tc>
@@ -2078,10 +2168,122 @@
     </w:tbl>
     <w:p>
       <w:pPr>
+        <w:pStyle w:val="Heading2"/>
+      </w:pPr>
+      <w:r>
+        <w:t>A4 · 培训后 7 天回访(WhatsApp,英文)</w:t>
+      </w:r>
+    </w:p>
+    <w:tbl>
+      <w:tblPr>
+        <w:tblStyle w:val="TableGrid"/>
+        <w:tblW w:type="auto" w:w="0"/>
+        <w:tblLook w:firstColumn="1" w:firstRow="1" w:lastColumn="0" w:lastRow="0" w:noHBand="0" w:noVBand="1" w:val="04A0"/>
+      </w:tblPr>
+      <w:tblGrid>
+        <w:gridCol w:w="9412"/>
+      </w:tblGrid>
+      <w:tr>
+        <w:tc>
+          <w:tcPr>
+            <w:tcW w:type="dxa" w:w="9411"/>
+            <w:shd w:val="clear" w:fill="EEF4FC"/>
+          </w:tcPr>
+          <w:p>
+            <w:pPr>
+              <w:spacing w:after="40"/>
+            </w:pPr>
+            <w:r>
+              <w:rPr>
+                <w:rFonts w:ascii="Microsoft YaHei" w:hAnsi="Microsoft YaHei" w:eastAsia="微软雅黑"/>
+                <w:b w:val="0"/>
+                <w:i w:val="0"/>
+                <w:color w:val="333333"/>
+                <w:sz w:val="20"/>
+              </w:rPr>
+              <w:t>Hi [Name], it's been a week since our training on [product model]. Has your team had any questions while going through the materials? We're happy to help anytime — just send a message (a short video of any issue helps us a lot). Also, any update on the shipment / installation?</w:t>
+            </w:r>
+          </w:p>
+        </w:tc>
+      </w:tr>
+    </w:tbl>
+    <w:p>
+      <w:pPr>
+        <w:spacing w:after="160"/>
+      </w:pPr>
+      <w:r>
+        <w:rPr>
+          <w:rFonts w:ascii="Microsoft YaHei" w:hAnsi="Microsoft YaHei" w:eastAsia="微软雅黑"/>
+          <w:b w:val="0"/>
+          <w:i w:val="0"/>
+          <w:color w:val="666666"/>
+          <w:sz w:val="19"/>
+        </w:rPr>
+        <w:t>要点:关系性回访,由你出面客户更受用;客户提到技术问题就 @售后进群处理。</w:t>
+      </w:r>
+    </w:p>
+    <w:p>
+      <w:pPr>
+        <w:pStyle w:val="Heading2"/>
+      </w:pPr>
+      <w:r>
+        <w:t>A5 · 装机后 30 天回访(WhatsApp,英文)</w:t>
+      </w:r>
+    </w:p>
+    <w:tbl>
+      <w:tblPr>
+        <w:tblStyle w:val="TableGrid"/>
+        <w:tblW w:type="auto" w:w="0"/>
+        <w:tblLook w:firstColumn="1" w:firstRow="1" w:lastColumn="0" w:lastRow="0" w:noHBand="0" w:noVBand="1" w:val="04A0"/>
+      </w:tblPr>
+      <w:tblGrid>
+        <w:gridCol w:w="9412"/>
+      </w:tblGrid>
+      <w:tr>
+        <w:tc>
+          <w:tcPr>
+            <w:tcW w:type="dxa" w:w="9411"/>
+            <w:shd w:val="clear" w:fill="EEF4FC"/>
+          </w:tcPr>
+          <w:p>
+            <w:pPr>
+              <w:spacing w:after="40"/>
+            </w:pPr>
+            <w:r>
+              <w:rPr>
+                <w:rFonts w:ascii="Microsoft YaHei" w:hAnsi="Microsoft YaHei" w:eastAsia="微软雅黑"/>
+                <w:b w:val="0"/>
+                <w:i w:val="0"/>
+                <w:color w:val="333333"/>
+                <w:sz w:val="20"/>
+              </w:rPr>
+              <w:t>Hi [Name], your [product model] has been running for about a month now. Is everything working well? Any questions from the operators? If you need a refresher session for new staff, we're happy to arrange one. Thank you for choosing MAYA MEDICAL!</w:t>
+            </w:r>
+          </w:p>
+        </w:tc>
+      </w:tr>
+    </w:tbl>
+    <w:p>
+      <w:pPr>
+        <w:spacing w:after="160"/>
+      </w:pPr>
+      <w:r>
+        <w:rPr>
+          <w:rFonts w:ascii="Microsoft YaHei" w:hAnsi="Microsoft YaHei" w:eastAsia="微软雅黑"/>
+          <w:b w:val="0"/>
+          <w:i w:val="0"/>
+          <w:color w:val="666666"/>
+          <w:sz w:val="19"/>
+        </w:rPr>
+        <w:t>要点:确认设备正常运行、操作人员上手;没问题就通知售后闭环,有需求(增购/备件)顺势跟进。</w:t>
+      </w:r>
+    </w:p>
+    <w:p>
+      <w:pPr>
         <w:pStyle w:val="Heading1"/>
       </w:pPr>
       <w:r>
-        <w:t>七、你的时效表(记住这 5 个数)</w:t>
+        <w:t>七、你的时效表</w:t>
       </w:r>
     </w:p>
     <w:tbl>
@@ -2349,6 +2551,92 @@
                 <w:sz w:val="20"/>
               </w:rPr>
               <w:t>货物到港/清关当周</w:t>
+            </w:r>
+          </w:p>
+        </w:tc>
+      </w:tr>
+      <w:tr>
+        <w:tc>
+          <w:tcPr>
+            <w:tcW w:type="dxa" w:w="4535"/>
+            <w:shd w:val="clear" w:fill="F2F6FB"/>
+          </w:tcPr>
+          <w:p>
+            <w:pPr>
+              <w:spacing w:after="40"/>
+            </w:pPr>
+            <w:r>
+              <w:rPr>
+                <w:rFonts w:ascii="Microsoft YaHei" w:hAnsi="Microsoft YaHei" w:eastAsia="微软雅黑"/>
+                <w:b w:val="0"/>
+                <w:i w:val="0"/>
+                <w:color w:val="333333"/>
+                <w:sz w:val="20"/>
+              </w:rPr>
+              <w:t>第一次回访(培训后)</w:t>
+            </w:r>
+          </w:p>
+        </w:tc>
+        <w:tc>
+          <w:tcPr>
+            <w:tcW w:type="dxa" w:w="4876"/>
+            <w:shd w:val="clear" w:fill="F2F6FB"/>
+          </w:tcPr>
+          <w:p>
+            <w:pPr>
+              <w:spacing w:after="40"/>
+            </w:pPr>
+            <w:r>
+              <w:rPr>
+                <w:rFonts w:ascii="Microsoft YaHei" w:hAnsi="Microsoft YaHei" w:eastAsia="微软雅黑"/>
+                <w:b w:val="0"/>
+                <w:i w:val="0"/>
+                <w:color w:val="333333"/>
+                <w:sz w:val="20"/>
+              </w:rPr>
+              <w:t>培训完成后 7 天</w:t>
+            </w:r>
+          </w:p>
+        </w:tc>
+      </w:tr>
+      <w:tr>
+        <w:tc>
+          <w:tcPr>
+            <w:tcW w:type="dxa" w:w="4535"/>
+          </w:tcPr>
+          <w:p>
+            <w:pPr>
+              <w:spacing w:after="40"/>
+            </w:pPr>
+            <w:r>
+              <w:rPr>
+                <w:rFonts w:ascii="Microsoft YaHei" w:hAnsi="Microsoft YaHei" w:eastAsia="微软雅黑"/>
+                <w:b w:val="0"/>
+                <w:i w:val="0"/>
+                <w:color w:val="333333"/>
+                <w:sz w:val="20"/>
+              </w:rPr>
+              <w:t>第二次回访 + 通知闭环</w:t>
+            </w:r>
+          </w:p>
+        </w:tc>
+        <w:tc>
+          <w:tcPr>
+            <w:tcW w:type="dxa" w:w="4876"/>
+          </w:tcPr>
+          <w:p>
+            <w:pPr>
+              <w:spacing w:after="40"/>
+            </w:pPr>
+            <w:r>
+              <w:rPr>
+                <w:rFonts w:ascii="Microsoft YaHei" w:hAnsi="Microsoft YaHei" w:eastAsia="微软雅黑"/>
+                <w:b w:val="0"/>
+                <w:i w:val="0"/>
+                <w:color w:val="333333"/>
+                <w:sz w:val="20"/>
+              </w:rPr>
+              <w:t>设备装机后 30 天</w:t>
             </w:r>
           </w:p>
         </w:tc>
